--- a/Laptops/7.2- Mosfet Tesing.docx
+++ b/Laptops/7.2- Mosfet Tesing.docx
@@ -1,6 +1,6 @@
 
 <file path=word/document.xml><?xml version="1.0" encoding="utf-8"?>
-<w:document xmlns:wpc="http://schemas.microsoft.com/office/word/2010/wordprocessingCanvas" xmlns:cx="http://schemas.microsoft.com/office/drawing/2014/chartex" xmlns:cx1="http://schemas.microsoft.com/office/drawing/2015/9/8/chartex" xmlns:cx2="http://schemas.microsoft.com/office/drawing/2015/10/21/chartex" xmlns:cx3="http://schemas.microsoft.com/office/drawing/2016/5/9/chartex" xmlns:cx4="http://schemas.microsoft.com/office/drawing/2016/5/10/chartex" xmlns:cx5="http://schemas.microsoft.com/office/drawing/2016/5/11/chartex" xmlns:cx6="http://schemas.microsoft.com/office/drawing/2016/5/12/chartex" xmlns:cx7="http://schemas.microsoft.com/office/drawing/2016/5/13/chartex" xmlns:cx8="http://schemas.microsoft.com/office/drawing/2016/5/14/chartex" xmlns:mc="http://schemas.openxmlformats.org/markup-compatibility/2006" xmlns:aink="http://schemas.microsoft.com/office/drawing/2016/ink" xmlns:am3d="http://schemas.microsoft.com/office/drawing/2017/model3d" xmlns:o="urn:schemas-microsoft-com:office:office" xmlns:oel="http://schemas.microsoft.com/office/2019/extlst" xmlns:r="http://schemas.openxmlformats.org/officeDocument/2006/relationships" xmlns:m="http://schemas.openxmlformats.org/officeDocument/2006/math" xmlns:v="urn:schemas-microsoft-com:vml" xmlns:wp14="http://schemas.microsoft.com/office/word/2010/wordprocessingDrawing" xmlns:wp="http://schemas.openxmlformats.org/drawingml/2006/wordprocessingDrawing" xmlns:w10="urn:schemas-microsoft-com:office:word" xmlns:w="http://schemas.openxmlformats.org/wordprocessingml/2006/main" xmlns:w14="http://schemas.microsoft.com/office/word/2010/wordml" xmlns:w15="http://schemas.microsoft.com/office/word/2012/wordml" xmlns:w16cex="http://schemas.microsoft.com/office/word/2018/wordml/cex" xmlns:w16cid="http://schemas.microsoft.com/office/word/2016/wordml/cid" xmlns:w16="http://schemas.microsoft.com/office/word/2018/wordml" xmlns:w16sdtdh="http://schemas.microsoft.com/office/word/2020/wordml/sdtdatahash" xmlns:w16se="http://schemas.microsoft.com/office/word/2015/wordml/symex" xmlns:wpg="http://schemas.microsoft.com/office/word/2010/wordprocessingGroup" xmlns:wpi="http://schemas.microsoft.com/office/word/2010/wordprocessingInk" xmlns:wne="http://schemas.microsoft.com/office/word/2006/wordml" xmlns:wps="http://schemas.microsoft.com/office/word/2010/wordprocessingShape" mc:Ignorable="w14 w15 w16se w16cid w16 w16cex w16sdtdh wp14">
+<w:document xmlns:wpc="http://schemas.microsoft.com/office/word/2010/wordprocessingCanvas" xmlns:cx="http://schemas.microsoft.com/office/drawing/2014/chartex" xmlns:cx1="http://schemas.microsoft.com/office/drawing/2015/9/8/chartex" xmlns:cx2="http://schemas.microsoft.com/office/drawing/2015/10/21/chartex" xmlns:cx3="http://schemas.microsoft.com/office/drawing/2016/5/9/chartex" xmlns:cx4="http://schemas.microsoft.com/office/drawing/2016/5/10/chartex" xmlns:cx5="http://schemas.microsoft.com/office/drawing/2016/5/11/chartex" xmlns:cx6="http://schemas.microsoft.com/office/drawing/2016/5/12/chartex" xmlns:cx7="http://schemas.microsoft.com/office/drawing/2016/5/13/chartex" xmlns:cx8="http://schemas.microsoft.com/office/drawing/2016/5/14/chartex" xmlns:mc="http://schemas.openxmlformats.org/markup-compatibility/2006" xmlns:aink="http://schemas.microsoft.com/office/drawing/2016/ink" xmlns:am3d="http://schemas.microsoft.com/office/drawing/2017/model3d" xmlns:o="urn:schemas-microsoft-com:office:office" xmlns:r="http://schemas.openxmlformats.org/officeDocument/2006/relationships" xmlns:m="http://schemas.openxmlformats.org/officeDocument/2006/math" xmlns:v="urn:schemas-microsoft-com:vml" xmlns:wp14="http://schemas.microsoft.com/office/word/2010/wordprocessingDrawing" xmlns:wp="http://schemas.openxmlformats.org/drawingml/2006/wordprocessingDrawing" xmlns:w10="urn:schemas-microsoft-com:office:word" xmlns:w="http://schemas.openxmlformats.org/wordprocessingml/2006/main" xmlns:w14="http://schemas.microsoft.com/office/word/2010/wordml" xmlns:w15="http://schemas.microsoft.com/office/word/2012/wordml" xmlns:w16cex="http://schemas.microsoft.com/office/word/2018/wordml/cex" xmlns:w16cid="http://schemas.microsoft.com/office/word/2016/wordml/cid" xmlns:w16="http://schemas.microsoft.com/office/word/2018/wordml" xmlns:w16sdtdh="http://schemas.microsoft.com/office/word/2020/wordml/sdtdatahash" xmlns:w16se="http://schemas.microsoft.com/office/word/2015/wordml/symex" xmlns:wpg="http://schemas.microsoft.com/office/word/2010/wordprocessingGroup" xmlns:wpi="http://schemas.microsoft.com/office/word/2010/wordprocessingInk" xmlns:wne="http://schemas.microsoft.com/office/word/2006/wordml" xmlns:wps="http://schemas.microsoft.com/office/word/2010/wordprocessingShape" mc:Ignorable="w14 w15 w16se w16cid w16 w16cex w16sdtdh wp14">
   <w:body>
     <w:p>
       <w:pPr>
@@ -8,12 +8,16 @@
         <w:rPr>
           <w:b/>
           <w:bCs/>
+          <w:sz w:val="32"/>
+          <w:szCs w:val="32"/>
         </w:rPr>
       </w:pPr>
       <w:r>
         <w:rPr>
           <w:b/>
           <w:bCs/>
+          <w:sz w:val="32"/>
+          <w:szCs w:val="32"/>
         </w:rPr>
         <w:t>Mosfet Testing</w:t>
       </w:r>
@@ -30,7 +34,14 @@
           <w:b/>
           <w:bCs/>
         </w:rPr>
-        <w:t>Mosfet Off Board Testing</w:t>
+        <w:t>MOSFET Off-Board</w:t>
+      </w:r>
+      <w:r>
+        <w:rPr>
+          <w:b/>
+          <w:bCs/>
+        </w:rPr>
+        <w:t xml:space="preserve"> Testing</w:t>
       </w:r>
     </w:p>
     <w:p>
@@ -429,18 +440,75 @@
           <w:bCs/>
         </w:rPr>
       </w:pPr>
-    </w:p>
-    <w:p>
-      <w:pPr>
-        <w:rPr>
-          <w:b/>
-          <w:bCs/>
-        </w:rPr>
-      </w:pPr>
       <w:r>
         <w:rPr>
           <w:b/>
           <w:bCs/>
+        </w:rPr>
+        <w:t>Video Link</w:t>
+      </w:r>
+    </w:p>
+    <w:p>
+      <w:pPr>
+        <w:rPr>
+          <w:b/>
+          <w:bCs/>
+        </w:rPr>
+      </w:pPr>
+      <w:r>
+        <w:rPr>
+          <w:b/>
+          <w:bCs/>
+        </w:rPr>
+        <w:t>https://www.youtube.com/watch?v=HFsIpUViufA&amp;list=PLlz0cASECY1EmOF7hH6drB1AZADBnnngE&amp;index=3</w:t>
+      </w:r>
+    </w:p>
+    <w:p>
+      <w:pPr>
+        <w:rPr>
+          <w:b/>
+          <w:bCs/>
+        </w:rPr>
+      </w:pPr>
+      <w:r>
+        <w:rPr>
+          <w:b/>
+          <w:bCs/>
+        </w:rPr>
+        <w:t>Note:</w:t>
+      </w:r>
+    </w:p>
+    <w:p>
+      <w:pPr>
+        <w:rPr>
+          <w:b/>
+          <w:bCs/>
+        </w:rPr>
+      </w:pPr>
+      <w:r>
+        <w:rPr>
+          <w:b/>
+          <w:bCs/>
+        </w:rPr>
+        <w:t xml:space="preserve">Beep nahi karna chahiye. D to S and S to D reading show kr sakta hai q ke board par aur bhi component se connect hai </w:t>
+      </w:r>
+    </w:p>
+    <w:p>
+      <w:pPr>
+        <w:jc w:val="center"/>
+        <w:rPr>
+          <w:b/>
+          <w:bCs/>
+          <w:sz w:val="30"/>
+          <w:szCs w:val="30"/>
+        </w:rPr>
+      </w:pPr>
+      <w:r>
+        <w:rPr>
+          <w:b/>
+          <w:bCs/>
+          <w:sz w:val="30"/>
+          <w:szCs w:val="30"/>
           <w:highlight w:val="yellow"/>
         </w:rPr>
         <w:t>Mosfet On condition</w:t>

--- a/Laptops/7.2- Mosfet Tesing.docx
+++ b/Laptops/7.2- Mosfet Tesing.docx
@@ -446,6 +446,13 @@
           <w:bCs/>
         </w:rPr>
         <w:t>Video Link</w:t>
+      </w:r>
+      <w:r>
+        <w:rPr>
+          <w:b/>
+          <w:bCs/>
+        </w:rPr>
+        <w:t xml:space="preserve"> to test mosfet on board</w:t>
       </w:r>
     </w:p>
     <w:p>

--- a/Laptops/7.2- Mosfet Tesing.docx
+++ b/Laptops/7.2- Mosfet Tesing.docx
@@ -1,6 +1,6 @@
 
 <file path=word/document.xml><?xml version="1.0" encoding="utf-8"?>
-<w:document xmlns:wpc="http://schemas.microsoft.com/office/word/2010/wordprocessingCanvas" xmlns:cx="http://schemas.microsoft.com/office/drawing/2014/chartex" xmlns:cx1="http://schemas.microsoft.com/office/drawing/2015/9/8/chartex" xmlns:cx2="http://schemas.microsoft.com/office/drawing/2015/10/21/chartex" xmlns:cx3="http://schemas.microsoft.com/office/drawing/2016/5/9/chartex" xmlns:cx4="http://schemas.microsoft.com/office/drawing/2016/5/10/chartex" xmlns:cx5="http://schemas.microsoft.com/office/drawing/2016/5/11/chartex" xmlns:cx6="http://schemas.microsoft.com/office/drawing/2016/5/12/chartex" xmlns:cx7="http://schemas.microsoft.com/office/drawing/2016/5/13/chartex" xmlns:cx8="http://schemas.microsoft.com/office/drawing/2016/5/14/chartex" xmlns:mc="http://schemas.openxmlformats.org/markup-compatibility/2006" xmlns:aink="http://schemas.microsoft.com/office/drawing/2016/ink" xmlns:am3d="http://schemas.microsoft.com/office/drawing/2017/model3d" xmlns:o="urn:schemas-microsoft-com:office:office" xmlns:r="http://schemas.openxmlformats.org/officeDocument/2006/relationships" xmlns:m="http://schemas.openxmlformats.org/officeDocument/2006/math" xmlns:v="urn:schemas-microsoft-com:vml" xmlns:wp14="http://schemas.microsoft.com/office/word/2010/wordprocessingDrawing" xmlns:wp="http://schemas.openxmlformats.org/drawingml/2006/wordprocessingDrawing" xmlns:w10="urn:schemas-microsoft-com:office:word" xmlns:w="http://schemas.openxmlformats.org/wordprocessingml/2006/main" xmlns:w14="http://schemas.microsoft.com/office/word/2010/wordml" xmlns:w15="http://schemas.microsoft.com/office/word/2012/wordml" xmlns:w16cex="http://schemas.microsoft.com/office/word/2018/wordml/cex" xmlns:w16cid="http://schemas.microsoft.com/office/word/2016/wordml/cid" xmlns:w16="http://schemas.microsoft.com/office/word/2018/wordml" xmlns:w16sdtdh="http://schemas.microsoft.com/office/word/2020/wordml/sdtdatahash" xmlns:w16se="http://schemas.microsoft.com/office/word/2015/wordml/symex" xmlns:wpg="http://schemas.microsoft.com/office/word/2010/wordprocessingGroup" xmlns:wpi="http://schemas.microsoft.com/office/word/2010/wordprocessingInk" xmlns:wne="http://schemas.microsoft.com/office/word/2006/wordml" xmlns:wps="http://schemas.microsoft.com/office/word/2010/wordprocessingShape" mc:Ignorable="w14 w15 w16se w16cid w16 w16cex w16sdtdh wp14">
+<w:document xmlns:wpc="http://schemas.microsoft.com/office/word/2010/wordprocessingCanvas" xmlns:cx="http://schemas.microsoft.com/office/drawing/2014/chartex" xmlns:cx1="http://schemas.microsoft.com/office/drawing/2015/9/8/chartex" xmlns:cx2="http://schemas.microsoft.com/office/drawing/2015/10/21/chartex" xmlns:cx3="http://schemas.microsoft.com/office/drawing/2016/5/9/chartex" xmlns:cx4="http://schemas.microsoft.com/office/drawing/2016/5/10/chartex" xmlns:cx5="http://schemas.microsoft.com/office/drawing/2016/5/11/chartex" xmlns:cx6="http://schemas.microsoft.com/office/drawing/2016/5/12/chartex" xmlns:cx7="http://schemas.microsoft.com/office/drawing/2016/5/13/chartex" xmlns:cx8="http://schemas.microsoft.com/office/drawing/2016/5/14/chartex" xmlns:mc="http://schemas.openxmlformats.org/markup-compatibility/2006" xmlns:aink="http://schemas.microsoft.com/office/drawing/2016/ink" xmlns:am3d="http://schemas.microsoft.com/office/drawing/2017/model3d" xmlns:o="urn:schemas-microsoft-com:office:office" xmlns:oel="http://schemas.microsoft.com/office/2019/extlst" xmlns:r="http://schemas.openxmlformats.org/officeDocument/2006/relationships" xmlns:m="http://schemas.openxmlformats.org/officeDocument/2006/math" xmlns:v="urn:schemas-microsoft-com:vml" xmlns:wp14="http://schemas.microsoft.com/office/word/2010/wordprocessingDrawing" xmlns:wp="http://schemas.openxmlformats.org/drawingml/2006/wordprocessingDrawing" xmlns:w10="urn:schemas-microsoft-com:office:word" xmlns:w="http://schemas.openxmlformats.org/wordprocessingml/2006/main" xmlns:w14="http://schemas.microsoft.com/office/word/2010/wordml" xmlns:w15="http://schemas.microsoft.com/office/word/2012/wordml" xmlns:w16cex="http://schemas.microsoft.com/office/word/2018/wordml/cex" xmlns:w16cid="http://schemas.microsoft.com/office/word/2016/wordml/cid" xmlns:w16="http://schemas.microsoft.com/office/word/2018/wordml" xmlns:w16sdtdh="http://schemas.microsoft.com/office/word/2020/wordml/sdtdatahash" xmlns:w16se="http://schemas.microsoft.com/office/word/2015/wordml/symex" xmlns:wpg="http://schemas.microsoft.com/office/word/2010/wordprocessingGroup" xmlns:wpi="http://schemas.microsoft.com/office/word/2010/wordprocessingInk" xmlns:wne="http://schemas.microsoft.com/office/word/2006/wordml" xmlns:wps="http://schemas.microsoft.com/office/word/2010/wordprocessingShape" mc:Ignorable="w14 w15 w16se w16cid w16 w16cex w16sdtdh wp14">
   <w:body>
     <w:p>
       <w:pPr>
@@ -462,13 +462,24 @@
           <w:bCs/>
         </w:rPr>
       </w:pPr>
-      <w:r>
-        <w:rPr>
-          <w:b/>
-          <w:bCs/>
-        </w:rPr>
-        <w:t>https://www.youtube.com/watch?v=HFsIpUViufA&amp;list=PLlz0cASECY1EmOF7hH6drB1AZADBnnngE&amp;index=3</w:t>
-      </w:r>
+      <w:hyperlink r:id="rId8" w:history="1">
+        <w:r>
+          <w:rPr>
+            <w:rStyle w:val="Hyperlink"/>
+            <w:b/>
+            <w:bCs/>
+          </w:rPr>
+          <w:t>https://www.youtube.com/watch?v=HFsIpUViufA&amp;list=PLlz0cASECY1EmOF7hH6drB1AZADBnnngE&amp;index=3</w:t>
+        </w:r>
+      </w:hyperlink>
+    </w:p>
+    <w:p>
+      <w:pPr>
+        <w:rPr>
+          <w:b/>
+          <w:bCs/>
+        </w:rPr>
+      </w:pPr>
     </w:p>
     <w:p>
       <w:pPr>
@@ -518,6 +529,7 @@
           <w:szCs w:val="30"/>
           <w:highlight w:val="yellow"/>
         </w:rPr>
+        <w:lastRenderedPageBreak/>
         <w:t>Mosfet On condition</w:t>
       </w:r>
     </w:p>
@@ -534,7 +546,6 @@
           <w:bCs/>
           <w:noProof/>
         </w:rPr>
-        <w:lastRenderedPageBreak/>
         <w:drawing>
           <wp:inline distT="0" distB="0" distL="0" distR="0" wp14:anchorId="26BF0C6C" wp14:editId="1D226D97">
             <wp:extent cx="6488430" cy="2687320"/>
@@ -553,7 +564,7 @@
                     </pic:cNvPicPr>
                   </pic:nvPicPr>
                   <pic:blipFill>
-                    <a:blip r:embed="rId8">
+                    <a:blip r:embed="rId9">
                       <a:extLst>
                         <a:ext uri="{28A0092B-C50C-407E-A947-70E740481C1C}">
                           <a14:useLocalDpi xmlns:a14="http://schemas.microsoft.com/office/drawing/2010/main" val="0"/>
@@ -1511,6 +1522,29 @@
       <w:spacing w:val="5"/>
     </w:rPr>
   </w:style>
+  <w:style w:type="character" w:styleId="Hyperlink">
+    <w:name w:val="Hyperlink"/>
+    <w:basedOn w:val="DefaultParagraphFont"/>
+    <w:uiPriority w:val="99"/>
+    <w:unhideWhenUsed/>
+    <w:rsid w:val="00B06203"/>
+    <w:rPr>
+      <w:color w:val="467886" w:themeColor="hyperlink"/>
+      <w:u w:val="single"/>
+    </w:rPr>
+  </w:style>
+  <w:style w:type="character" w:styleId="UnresolvedMention">
+    <w:name w:val="Unresolved Mention"/>
+    <w:basedOn w:val="DefaultParagraphFont"/>
+    <w:uiPriority w:val="99"/>
+    <w:semiHidden/>
+    <w:unhideWhenUsed/>
+    <w:rsid w:val="00B06203"/>
+    <w:rPr>
+      <w:color w:val="605E5C"/>
+      <w:shd w:val="clear" w:color="auto" w:fill="E1DFDD"/>
+    </w:rPr>
+  </w:style>
 </w:styles>
 </file>
 

--- a/Laptops/7.2- Mosfet Tesing.docx
+++ b/Laptops/7.2- Mosfet Tesing.docx
@@ -480,6 +480,40 @@
           <w:bCs/>
         </w:rPr>
       </w:pPr>
+      <w:hyperlink r:id="rId9" w:history="1">
+        <w:r>
+          <w:rPr>
+            <w:rStyle w:val="Hyperlink"/>
+            <w:b/>
+            <w:bCs/>
+          </w:rPr>
+          <w:t>https://www.youtube.com/watch?v=-e3z7oGl0bs</w:t>
+        </w:r>
+      </w:hyperlink>
+    </w:p>
+    <w:p>
+      <w:pPr>
+        <w:rPr>
+          <w:b/>
+          <w:bCs/>
+        </w:rPr>
+      </w:pPr>
+    </w:p>
+    <w:p>
+      <w:pPr>
+        <w:rPr>
+          <w:b/>
+          <w:bCs/>
+        </w:rPr>
+      </w:pPr>
+    </w:p>
+    <w:p>
+      <w:pPr>
+        <w:rPr>
+          <w:b/>
+          <w:bCs/>
+        </w:rPr>
+      </w:pPr>
     </w:p>
     <w:p>
       <w:pPr>
@@ -493,6 +527,7 @@
           <w:b/>
           <w:bCs/>
         </w:rPr>
+        <w:lastRenderedPageBreak/>
         <w:t>Note:</w:t>
       </w:r>
     </w:p>
@@ -529,7 +564,6 @@
           <w:szCs w:val="30"/>
           <w:highlight w:val="yellow"/>
         </w:rPr>
-        <w:lastRenderedPageBreak/>
         <w:t>Mosfet On condition</w:t>
       </w:r>
     </w:p>
@@ -564,7 +598,7 @@
                     </pic:cNvPicPr>
                   </pic:nvPicPr>
                   <pic:blipFill>
-                    <a:blip r:embed="rId9">
+                    <a:blip r:embed="rId10">
                       <a:extLst>
                         <a:ext uri="{28A0092B-C50C-407E-A947-70E740481C1C}">
                           <a14:useLocalDpi xmlns:a14="http://schemas.microsoft.com/office/drawing/2010/main" val="0"/>
